--- a/Морозов_2.docx
+++ b/Морозов_2.docx
@@ -1,6 +1,6 @@
 
 <file path=word/document.xml><?xml version="1.0" encoding="utf-8"?>
-<w:document xmlns:wpc="http://schemas.microsoft.com/office/word/2010/wordprocessingCanvas" xmlns:cx="http://schemas.microsoft.com/office/drawing/2014/chartex" xmlns:cx1="http://schemas.microsoft.com/office/drawing/2015/9/8/chartex" xmlns:cx2="http://schemas.microsoft.com/office/drawing/2015/10/21/chartex" xmlns:cx3="http://schemas.microsoft.com/office/drawing/2016/5/9/chartex" xmlns:cx4="http://schemas.microsoft.com/office/drawing/2016/5/10/chartex" xmlns:cx5="http://schemas.microsoft.com/office/drawing/2016/5/11/chartex" xmlns:cx6="http://schemas.microsoft.com/office/drawing/2016/5/12/chartex" xmlns:cx7="http://schemas.microsoft.com/office/drawing/2016/5/13/chartex" xmlns:cx8="http://schemas.microsoft.com/office/drawing/2016/5/14/chartex" xmlns:mc="http://schemas.openxmlformats.org/markup-compatibility/2006" xmlns:aink="http://schemas.microsoft.com/office/drawing/2016/ink" xmlns:am3d="http://schemas.microsoft.com/office/drawing/2017/model3d" xmlns:o="urn:schemas-microsoft-com:office:office" xmlns:oel="http://schemas.microsoft.com/office/2019/extlst" xmlns:r="http://schemas.openxmlformats.org/officeDocument/2006/relationships" xmlns:m="http://schemas.openxmlformats.org/officeDocument/2006/math" xmlns:v="urn:schemas-microsoft-com:vml" xmlns:wp14="http://schemas.microsoft.com/office/word/2010/wordprocessingDrawing" xmlns:wp="http://schemas.openxmlformats.org/drawingml/2006/wordprocessingDrawing" xmlns:w10="urn:schemas-microsoft-com:office:word" xmlns:w="http://schemas.openxmlformats.org/wordprocessingml/2006/main" xmlns:w14="http://schemas.microsoft.com/office/word/2010/wordml" xmlns:w15="http://schemas.microsoft.com/office/word/2012/wordml" xmlns:w16cex="http://schemas.microsoft.com/office/word/2018/wordml/cex" xmlns:w16cid="http://schemas.microsoft.com/office/word/2016/wordml/cid" xmlns:w16="http://schemas.microsoft.com/office/word/2018/wordml" xmlns:w16du="http://schemas.microsoft.com/office/word/2023/wordml/word16du" xmlns:w16sdtdh="http://schemas.microsoft.com/office/word/2020/wordml/sdtdatahash" xmlns:w16sdtfl="http://schemas.microsoft.com/office/word/2024/wordml/sdtformatlock" xmlns:w16se="http://schemas.microsoft.com/office/word/2015/wordml/symex" xmlns:wpg="http://schemas.microsoft.com/office/word/2010/wordprocessingGroup" xmlns:wpi="http://schemas.microsoft.com/office/word/2010/wordprocessingInk" xmlns:wne="http://schemas.microsoft.com/office/word/2006/wordml" xmlns:wps="http://schemas.microsoft.com/office/word/2010/wordprocessingShape" mc:Ignorable="w14 w15 w16se w16cid w16 w16cex w16sdtdh w16sdtfl w16du wp14">
+<w:document xmlns:wpc="http://schemas.microsoft.com/office/word/2010/wordprocessingCanvas" xmlns:cx="http://schemas.microsoft.com/office/drawing/2014/chartex" xmlns:cx1="http://schemas.microsoft.com/office/drawing/2015/9/8/chartex" xmlns:cx2="http://schemas.microsoft.com/office/drawing/2015/10/21/chartex" xmlns:cx3="http://schemas.microsoft.com/office/drawing/2016/5/9/chartex" xmlns:cx4="http://schemas.microsoft.com/office/drawing/2016/5/10/chartex" xmlns:cx5="http://schemas.microsoft.com/office/drawing/2016/5/11/chartex" xmlns:cx6="http://schemas.microsoft.com/office/drawing/2016/5/12/chartex" xmlns:cx7="http://schemas.microsoft.com/office/drawing/2016/5/13/chartex" xmlns:cx8="http://schemas.microsoft.com/office/drawing/2016/5/14/chartex" xmlns:mc="http://schemas.openxmlformats.org/markup-compatibility/2006" xmlns:aink="http://schemas.microsoft.com/office/drawing/2016/ink" xmlns:am3d="http://schemas.microsoft.com/office/drawing/2017/model3d" xmlns:o="urn:schemas-microsoft-com:office:office" xmlns:r="http://schemas.openxmlformats.org/officeDocument/2006/relationships" xmlns:m="http://schemas.openxmlformats.org/officeDocument/2006/math" xmlns:v="urn:schemas-microsoft-com:vml" xmlns:wp14="http://schemas.microsoft.com/office/word/2010/wordprocessingDrawing" xmlns:wp="http://schemas.openxmlformats.org/drawingml/2006/wordprocessingDrawing" xmlns:w10="urn:schemas-microsoft-com:office:word" xmlns:w="http://schemas.openxmlformats.org/wordprocessingml/2006/main" xmlns:w14="http://schemas.microsoft.com/office/word/2010/wordml" xmlns:w15="http://schemas.microsoft.com/office/word/2012/wordml" xmlns:w16cid="http://schemas.microsoft.com/office/word/2016/wordml/cid" xmlns:w16se="http://schemas.microsoft.com/office/word/2015/wordml/symex" xmlns:wpg="http://schemas.microsoft.com/office/word/2010/wordprocessingGroup" xmlns:wpi="http://schemas.microsoft.com/office/word/2010/wordprocessingInk" xmlns:wne="http://schemas.microsoft.com/office/word/2006/wordml" xmlns:wps="http://schemas.microsoft.com/office/word/2010/wordprocessingShape" mc:Ignorable="w14 w15 w16se w16cid wp14">
   <w:body>
     <w:p>
       <w:pPr>
@@ -3174,7 +3174,15 @@
                   <w:sz w:val="28"/>
                   <w:szCs w:val="28"/>
                 </w:rPr>
-                <m:t>k+1</m:t>
+                <m:t>k</m:t>
+              </m:r>
+              <m:r>
+                <w:rPr>
+                  <w:rFonts w:ascii="Cambria Math" w:hAnsi="Cambria Math" w:cs="Times New Roman"/>
+                  <w:sz w:val="28"/>
+                  <w:szCs w:val="28"/>
+                </w:rPr>
+                <m:t>+1</m:t>
               </m:r>
             </m:sub>
           </m:sSub>
@@ -3265,7 +3273,15 @@
               <w:sz w:val="28"/>
               <w:szCs w:val="28"/>
             </w:rPr>
-            <m:t xml:space="preserve"> ⋅Δ</m:t>
+            <m:t xml:space="preserve"> ⋅</m:t>
+          </m:r>
+          <m:r>
+            <w:rPr>
+              <w:rFonts w:ascii="Cambria Math" w:hAnsi="Cambria Math" w:cs="Times New Roman"/>
+              <w:sz w:val="28"/>
+              <w:szCs w:val="28"/>
+            </w:rPr>
+            <m:t>Δ</m:t>
           </m:r>
         </m:oMath>
       </m:oMathPara>
@@ -4169,28 +4185,42 @@
         </w:rPr>
         <w:t>:</w:t>
       </w:r>
+      <w:bookmarkStart w:id="0" w:name="_GoBack"/>
+      <w:bookmarkEnd w:id="0"/>
     </w:p>
     <w:p>
       <w:pPr>
         <w:spacing w:after="0"/>
         <w:jc w:val="center"/>
-        <w:rPr>
-          <w:rFonts w:ascii="Courier New" w:hAnsi="Courier New" w:cs="Courier New"/>
-          <w:sz w:val="20"/>
-          <w:szCs w:val="20"/>
-        </w:rPr>
-      </w:pPr>
-      <w:r>
         <w:rPr>
           <w:rFonts w:ascii="Courier New" w:hAnsi="Courier New" w:cs="Courier New"/>
           <w:noProof/>
           <w:sz w:val="20"/>
           <w:szCs w:val="20"/>
         </w:rPr>
+      </w:pPr>
+    </w:p>
+    <w:p>
+      <w:pPr>
+        <w:spacing w:after="0"/>
+        <w:jc w:val="center"/>
+        <w:rPr>
+          <w:rFonts w:ascii="Courier New" w:hAnsi="Courier New" w:cs="Courier New"/>
+          <w:sz w:val="20"/>
+          <w:szCs w:val="20"/>
+        </w:rPr>
+      </w:pPr>
+      <w:r>
+        <w:rPr>
+          <w:rFonts w:ascii="Courier New" w:hAnsi="Courier New" w:cs="Courier New"/>
+          <w:noProof/>
+          <w:sz w:val="20"/>
+          <w:szCs w:val="20"/>
+        </w:rPr>
         <w:drawing>
-          <wp:inline distT="0" distB="0" distL="0" distR="0" wp14:anchorId="06CB1884" wp14:editId="7B9232FA">
-            <wp:extent cx="5940425" cy="2966720"/>
-            <wp:effectExtent l="0" t="0" r="3175" b="5080"/>
+          <wp:inline distT="0" distB="0" distL="0" distR="0" wp14:anchorId="06CB1884" wp14:editId="3F6E0EB4">
+            <wp:extent cx="4931856" cy="2838450"/>
+            <wp:effectExtent l="0" t="0" r="2540" b="0"/>
             <wp:docPr id="1" name="Рисунок 1"/>
             <wp:cNvGraphicFramePr>
               <a:graphicFrameLocks xmlns:a="http://schemas.openxmlformats.org/drawingml/2006/main" noChangeAspect="1"/>
@@ -4204,7 +4234,7 @@
                       <a:picLocks noChangeAspect="1" noChangeArrowheads="1"/>
                     </pic:cNvPicPr>
                   </pic:nvPicPr>
-                  <pic:blipFill>
+                  <pic:blipFill rotWithShape="1">
                     <a:blip r:embed="rId6" cstate="print">
                       <a:extLst>
                         <a:ext uri="{28A0092B-C50C-407E-A947-70E740481C1C}">
@@ -4212,15 +4242,13 @@
                         </a:ext>
                       </a:extLst>
                     </a:blip>
-                    <a:srcRect/>
-                    <a:stretch>
-                      <a:fillRect/>
-                    </a:stretch>
+                    <a:srcRect b="23262"/>
+                    <a:stretch/>
                   </pic:blipFill>
                   <pic:spPr bwMode="auto">
                     <a:xfrm>
                       <a:off x="0" y="0"/>
-                      <a:ext cx="5940425" cy="2966720"/>
+                      <a:ext cx="4938632" cy="2842350"/>
                     </a:xfrm>
                     <a:prstGeom prst="rect">
                       <a:avLst/>
@@ -4229,6 +4257,11 @@
                     <a:ln>
                       <a:noFill/>
                     </a:ln>
+                    <a:extLst>
+                      <a:ext uri="{53640926-AAD7-44D8-BBD7-CCE9431645EC}">
+                        <a14:shadowObscured xmlns:a14="http://schemas.microsoft.com/office/drawing/2010/main"/>
+                      </a:ext>
+                    </a:extLst>
                   </pic:spPr>
                 </pic:pic>
               </a:graphicData>
@@ -4399,7 +4432,7 @@
                 <w:szCs w:val="20"/>
                 <w:lang w:val="en-US"/>
               </w:rPr>
-              <w:t xml:space="preserve">    return 2*x**2 + 5*x + 2.5</w:t>
+              <w:t xml:space="preserve">    return x**2 - 4*x + 6</w:t>
             </w:r>
           </w:p>
           <w:p>
@@ -4408,6 +4441,7 @@
                 <w:rFonts w:ascii="Courier New" w:hAnsi="Courier New" w:cs="Courier New"/>
                 <w:sz w:val="20"/>
                 <w:szCs w:val="20"/>
+                <w:lang w:val="en-US"/>
               </w:rPr>
             </w:pPr>
           </w:p>
@@ -4417,6 +4451,7 @@
                 <w:rFonts w:ascii="Courier New" w:hAnsi="Courier New" w:cs="Courier New"/>
                 <w:sz w:val="20"/>
                 <w:szCs w:val="20"/>
+                <w:lang w:val="en-US"/>
               </w:rPr>
             </w:pPr>
             <w:r>
@@ -4426,15 +4461,7 @@
                 <w:szCs w:val="20"/>
                 <w:lang w:val="en-US"/>
               </w:rPr>
-              <w:t>x</w:t>
-            </w:r>
-            <w:r>
-              <w:rPr>
-                <w:rFonts w:ascii="Courier New" w:hAnsi="Courier New" w:cs="Courier New"/>
-                <w:sz w:val="20"/>
-                <w:szCs w:val="20"/>
-              </w:rPr>
-              <w:t>0 = 0      # начальная точка</w:t>
+              <w:t>x0 = 0</w:t>
             </w:r>
           </w:p>
           <w:p>
@@ -4443,6 +4470,7 @@
                 <w:rFonts w:ascii="Courier New" w:hAnsi="Courier New" w:cs="Courier New"/>
                 <w:sz w:val="20"/>
                 <w:szCs w:val="20"/>
+                <w:lang w:val="en-US"/>
               </w:rPr>
             </w:pPr>
             <w:r>
@@ -4452,15 +4480,7 @@
                 <w:szCs w:val="20"/>
                 <w:lang w:val="en-US"/>
               </w:rPr>
-              <w:t>t</w:t>
-            </w:r>
-            <w:r>
-              <w:rPr>
-                <w:rFonts w:ascii="Courier New" w:hAnsi="Courier New" w:cs="Courier New"/>
-                <w:sz w:val="20"/>
-                <w:szCs w:val="20"/>
-              </w:rPr>
-              <w:t xml:space="preserve"> = 0.5     # шаг</w:t>
+              <w:t>t = 1</w:t>
             </w:r>
           </w:p>
           <w:p>
@@ -4469,6 +4489,7 @@
                 <w:rFonts w:ascii="Courier New" w:hAnsi="Courier New" w:cs="Courier New"/>
                 <w:sz w:val="20"/>
                 <w:szCs w:val="20"/>
+                <w:lang w:val="en-US"/>
               </w:rPr>
             </w:pPr>
           </w:p>
@@ -4478,6 +4499,7 @@
                 <w:rFonts w:ascii="Courier New" w:hAnsi="Courier New" w:cs="Courier New"/>
                 <w:sz w:val="20"/>
                 <w:szCs w:val="20"/>
+                <w:lang w:val="en-US"/>
               </w:rPr>
             </w:pPr>
             <w:r>
@@ -4485,8 +4507,9 @@
                 <w:rFonts w:ascii="Courier New" w:hAnsi="Courier New" w:cs="Courier New"/>
                 <w:sz w:val="20"/>
                 <w:szCs w:val="20"/>
-              </w:rPr>
-              <w:t># шаг 1</w:t>
+                <w:lang w:val="en-US"/>
+              </w:rPr>
+              <w:t>f0 = f(x0)</w:t>
             </w:r>
           </w:p>
           <w:p>
@@ -4498,14 +4521,45 @@
                 <w:lang w:val="en-US"/>
               </w:rPr>
             </w:pPr>
-            <w:r>
-              <w:rPr>
-                <w:rFonts w:ascii="Courier New" w:hAnsi="Courier New" w:cs="Courier New"/>
-                <w:sz w:val="20"/>
-                <w:szCs w:val="20"/>
-                <w:lang w:val="en-US"/>
-              </w:rPr>
-              <w:t>f0 = f(x0)</w:t>
+            <w:proofErr w:type="spellStart"/>
+            <w:r>
+              <w:rPr>
+                <w:rFonts w:ascii="Courier New" w:hAnsi="Courier New" w:cs="Courier New"/>
+                <w:sz w:val="20"/>
+                <w:szCs w:val="20"/>
+                <w:lang w:val="en-US"/>
+              </w:rPr>
+              <w:t>f_minus</w:t>
+            </w:r>
+            <w:proofErr w:type="spellEnd"/>
+            <w:r>
+              <w:rPr>
+                <w:rFonts w:ascii="Courier New" w:hAnsi="Courier New" w:cs="Courier New"/>
+                <w:sz w:val="20"/>
+                <w:szCs w:val="20"/>
+                <w:lang w:val="en-US"/>
+              </w:rPr>
+              <w:t xml:space="preserve"> = </w:t>
+            </w:r>
+            <w:proofErr w:type="gramStart"/>
+            <w:r>
+              <w:rPr>
+                <w:rFonts w:ascii="Courier New" w:hAnsi="Courier New" w:cs="Courier New"/>
+                <w:sz w:val="20"/>
+                <w:szCs w:val="20"/>
+                <w:lang w:val="en-US"/>
+              </w:rPr>
+              <w:t>f(</w:t>
+            </w:r>
+            <w:proofErr w:type="gramEnd"/>
+            <w:r>
+              <w:rPr>
+                <w:rFonts w:ascii="Courier New" w:hAnsi="Courier New" w:cs="Courier New"/>
+                <w:sz w:val="20"/>
+                <w:szCs w:val="20"/>
+                <w:lang w:val="en-US"/>
+              </w:rPr>
+              <w:t>x0 - t)</w:t>
             </w:r>
           </w:p>
           <w:p>
@@ -4525,7 +4579,7 @@
                 <w:szCs w:val="20"/>
                 <w:lang w:val="en-US"/>
               </w:rPr>
-              <w:t>f_minus</w:t>
+              <w:t>f_plus</w:t>
             </w:r>
             <w:proofErr w:type="spellEnd"/>
             <w:r>
@@ -4555,7 +4609,7 @@
                 <w:szCs w:val="20"/>
                 <w:lang w:val="en-US"/>
               </w:rPr>
-              <w:t>x0 - t)</w:t>
+              <w:t>x0 + t)</w:t>
             </w:r>
           </w:p>
           <w:p>
@@ -4564,102 +4618,7 @@
                 <w:rFonts w:ascii="Courier New" w:hAnsi="Courier New" w:cs="Courier New"/>
                 <w:sz w:val="20"/>
                 <w:szCs w:val="20"/>
-              </w:rPr>
-            </w:pPr>
-            <w:r>
-              <w:rPr>
-                <w:rFonts w:ascii="Courier New" w:hAnsi="Courier New" w:cs="Courier New"/>
-                <w:sz w:val="20"/>
-                <w:szCs w:val="20"/>
-                <w:lang w:val="en-US"/>
-              </w:rPr>
-              <w:t>f</w:t>
-            </w:r>
-            <w:r>
-              <w:rPr>
-                <w:rFonts w:ascii="Courier New" w:hAnsi="Courier New" w:cs="Courier New"/>
-                <w:sz w:val="20"/>
-                <w:szCs w:val="20"/>
-              </w:rPr>
-              <w:t>_</w:t>
-            </w:r>
-            <w:r>
-              <w:rPr>
-                <w:rFonts w:ascii="Courier New" w:hAnsi="Courier New" w:cs="Courier New"/>
-                <w:sz w:val="20"/>
-                <w:szCs w:val="20"/>
-                <w:lang w:val="en-US"/>
-              </w:rPr>
-              <w:t>plus</w:t>
-            </w:r>
-            <w:r>
-              <w:rPr>
-                <w:rFonts w:ascii="Courier New" w:hAnsi="Courier New" w:cs="Courier New"/>
-                <w:sz w:val="20"/>
-                <w:szCs w:val="20"/>
-              </w:rPr>
-              <w:t xml:space="preserve"> = </w:t>
-            </w:r>
-            <w:proofErr w:type="gramStart"/>
-            <w:r>
-              <w:rPr>
-                <w:rFonts w:ascii="Courier New" w:hAnsi="Courier New" w:cs="Courier New"/>
-                <w:sz w:val="20"/>
-                <w:szCs w:val="20"/>
-                <w:lang w:val="en-US"/>
-              </w:rPr>
-              <w:t>f</w:t>
-            </w:r>
-            <w:r>
-              <w:rPr>
-                <w:rFonts w:ascii="Courier New" w:hAnsi="Courier New" w:cs="Courier New"/>
-                <w:sz w:val="20"/>
-                <w:szCs w:val="20"/>
-              </w:rPr>
-              <w:t>(</w:t>
-            </w:r>
-            <w:proofErr w:type="gramEnd"/>
-            <w:r>
-              <w:rPr>
-                <w:rFonts w:ascii="Courier New" w:hAnsi="Courier New" w:cs="Courier New"/>
-                <w:sz w:val="20"/>
-                <w:szCs w:val="20"/>
-                <w:lang w:val="en-US"/>
-              </w:rPr>
-              <w:t>x</w:t>
-            </w:r>
-            <w:r>
-              <w:rPr>
-                <w:rFonts w:ascii="Courier New" w:hAnsi="Courier New" w:cs="Courier New"/>
-                <w:sz w:val="20"/>
-                <w:szCs w:val="20"/>
-              </w:rPr>
-              <w:t xml:space="preserve">0 + </w:t>
-            </w:r>
-            <w:r>
-              <w:rPr>
-                <w:rFonts w:ascii="Courier New" w:hAnsi="Courier New" w:cs="Courier New"/>
-                <w:sz w:val="20"/>
-                <w:szCs w:val="20"/>
-                <w:lang w:val="en-US"/>
-              </w:rPr>
-              <w:t>t</w:t>
-            </w:r>
-            <w:r>
-              <w:rPr>
-                <w:rFonts w:ascii="Courier New" w:hAnsi="Courier New" w:cs="Courier New"/>
-                <w:sz w:val="20"/>
-                <w:szCs w:val="20"/>
-              </w:rPr>
-              <w:t>)</w:t>
-            </w:r>
-          </w:p>
-          <w:p>
-            <w:pPr>
-              <w:rPr>
-                <w:rFonts w:ascii="Courier New" w:hAnsi="Courier New" w:cs="Courier New"/>
-                <w:sz w:val="20"/>
-                <w:szCs w:val="20"/>
+                <w:lang w:val="en-US"/>
               </w:rPr>
             </w:pPr>
           </w:p>
@@ -4669,23 +4628,6 @@
                 <w:rFonts w:ascii="Courier New" w:hAnsi="Courier New" w:cs="Courier New"/>
                 <w:sz w:val="20"/>
                 <w:szCs w:val="20"/>
-              </w:rPr>
-            </w:pPr>
-            <w:r>
-              <w:rPr>
-                <w:rFonts w:ascii="Courier New" w:hAnsi="Courier New" w:cs="Courier New"/>
-                <w:sz w:val="20"/>
-                <w:szCs w:val="20"/>
-              </w:rPr>
-              <w:t># проверка</w:t>
-            </w:r>
-          </w:p>
-          <w:p>
-            <w:pPr>
-              <w:rPr>
-                <w:rFonts w:ascii="Courier New" w:hAnsi="Courier New" w:cs="Courier New"/>
-                <w:sz w:val="20"/>
-                <w:szCs w:val="20"/>
                 <w:lang w:val="en-US"/>
               </w:rPr>
             </w:pPr>
@@ -4942,6 +4884,7 @@
                 <w:rFonts w:ascii="Courier New" w:hAnsi="Courier New" w:cs="Courier New"/>
                 <w:sz w:val="20"/>
                 <w:szCs w:val="20"/>
+                <w:lang w:val="en-US"/>
               </w:rPr>
             </w:pPr>
             <w:r>
@@ -4951,15 +4894,7 @@
                 <w:szCs w:val="20"/>
                 <w:lang w:val="en-US"/>
               </w:rPr>
-              <w:t>else</w:t>
-            </w:r>
-            <w:r>
-              <w:rPr>
-                <w:rFonts w:ascii="Courier New" w:hAnsi="Courier New" w:cs="Courier New"/>
-                <w:sz w:val="20"/>
-                <w:szCs w:val="20"/>
-              </w:rPr>
-              <w:t>:</w:t>
+              <w:t>else:</w:t>
             </w:r>
           </w:p>
           <w:p>
@@ -4968,6 +4903,7 @@
                 <w:rFonts w:ascii="Courier New" w:hAnsi="Courier New" w:cs="Courier New"/>
                 <w:sz w:val="20"/>
                 <w:szCs w:val="20"/>
+                <w:lang w:val="en-US"/>
               </w:rPr>
             </w:pPr>
             <w:r>
@@ -4975,8 +4911,29 @@
                 <w:rFonts w:ascii="Courier New" w:hAnsi="Courier New" w:cs="Courier New"/>
                 <w:sz w:val="20"/>
                 <w:szCs w:val="20"/>
-              </w:rPr>
-              <w:t xml:space="preserve">    # определяем направление</w:t>
+                <w:lang w:val="en-US"/>
+              </w:rPr>
+              <w:t xml:space="preserve">    if </w:t>
+            </w:r>
+            <w:proofErr w:type="spellStart"/>
+            <w:r>
+              <w:rPr>
+                <w:rFonts w:ascii="Courier New" w:hAnsi="Courier New" w:cs="Courier New"/>
+                <w:sz w:val="20"/>
+                <w:szCs w:val="20"/>
+                <w:lang w:val="en-US"/>
+              </w:rPr>
+              <w:t>f_plus</w:t>
+            </w:r>
+            <w:proofErr w:type="spellEnd"/>
+            <w:r>
+              <w:rPr>
+                <w:rFonts w:ascii="Courier New" w:hAnsi="Courier New" w:cs="Courier New"/>
+                <w:sz w:val="20"/>
+                <w:szCs w:val="20"/>
+                <w:lang w:val="en-US"/>
+              </w:rPr>
+              <w:t xml:space="preserve"> &lt; f0:</w:t>
             </w:r>
           </w:p>
           <w:p>
@@ -4985,6 +4942,7 @@
                 <w:rFonts w:ascii="Courier New" w:hAnsi="Courier New" w:cs="Courier New"/>
                 <w:sz w:val="20"/>
                 <w:szCs w:val="20"/>
+                <w:lang w:val="en-US"/>
               </w:rPr>
             </w:pPr>
             <w:r>
@@ -4992,103 +4950,9 @@
                 <w:rFonts w:ascii="Courier New" w:hAnsi="Courier New" w:cs="Courier New"/>
                 <w:sz w:val="20"/>
                 <w:szCs w:val="20"/>
-              </w:rPr>
-              <w:t xml:space="preserve">    </w:t>
-            </w:r>
-            <w:r>
-              <w:rPr>
-                <w:rFonts w:ascii="Courier New" w:hAnsi="Courier New" w:cs="Courier New"/>
-                <w:sz w:val="20"/>
-                <w:szCs w:val="20"/>
-                <w:lang w:val="en-US"/>
-              </w:rPr>
-              <w:t>if</w:t>
-            </w:r>
-            <w:r>
-              <w:rPr>
-                <w:rFonts w:ascii="Courier New" w:hAnsi="Courier New" w:cs="Courier New"/>
-                <w:sz w:val="20"/>
-                <w:szCs w:val="20"/>
-              </w:rPr>
-              <w:t xml:space="preserve"> </w:t>
-            </w:r>
-            <w:r>
-              <w:rPr>
-                <w:rFonts w:ascii="Courier New" w:hAnsi="Courier New" w:cs="Courier New"/>
-                <w:sz w:val="20"/>
-                <w:szCs w:val="20"/>
-                <w:lang w:val="en-US"/>
-              </w:rPr>
-              <w:t>f</w:t>
-            </w:r>
-            <w:r>
-              <w:rPr>
-                <w:rFonts w:ascii="Courier New" w:hAnsi="Courier New" w:cs="Courier New"/>
-                <w:sz w:val="20"/>
-                <w:szCs w:val="20"/>
-              </w:rPr>
-              <w:t>_</w:t>
-            </w:r>
-            <w:r>
-              <w:rPr>
-                <w:rFonts w:ascii="Courier New" w:hAnsi="Courier New" w:cs="Courier New"/>
-                <w:sz w:val="20"/>
-                <w:szCs w:val="20"/>
-                <w:lang w:val="en-US"/>
-              </w:rPr>
-              <w:t>plus</w:t>
-            </w:r>
-            <w:r>
-              <w:rPr>
-                <w:rFonts w:ascii="Courier New" w:hAnsi="Courier New" w:cs="Courier New"/>
-                <w:sz w:val="20"/>
-                <w:szCs w:val="20"/>
-              </w:rPr>
-              <w:t xml:space="preserve"> &lt; </w:t>
-            </w:r>
-            <w:r>
-              <w:rPr>
-                <w:rFonts w:ascii="Courier New" w:hAnsi="Courier New" w:cs="Courier New"/>
-                <w:sz w:val="20"/>
-                <w:szCs w:val="20"/>
-                <w:lang w:val="en-US"/>
-              </w:rPr>
-              <w:t>f</w:t>
-            </w:r>
-            <w:r>
-              <w:rPr>
-                <w:rFonts w:ascii="Courier New" w:hAnsi="Courier New" w:cs="Courier New"/>
-                <w:sz w:val="20"/>
-                <w:szCs w:val="20"/>
-              </w:rPr>
-              <w:t>0:</w:t>
-            </w:r>
-          </w:p>
-          <w:p>
-            <w:pPr>
-              <w:rPr>
-                <w:rFonts w:ascii="Courier New" w:hAnsi="Courier New" w:cs="Courier New"/>
-                <w:sz w:val="20"/>
-                <w:szCs w:val="20"/>
-                <w:lang w:val="en-US"/>
-              </w:rPr>
-            </w:pPr>
-            <w:r>
-              <w:rPr>
-                <w:rFonts w:ascii="Courier New" w:hAnsi="Courier New" w:cs="Courier New"/>
-                <w:sz w:val="20"/>
-                <w:szCs w:val="20"/>
-              </w:rPr>
-              <w:t xml:space="preserve">        </w:t>
-            </w:r>
-            <w:r>
-              <w:rPr>
-                <w:rFonts w:ascii="Courier New" w:hAnsi="Courier New" w:cs="Courier New"/>
-                <w:sz w:val="20"/>
-                <w:szCs w:val="20"/>
-                <w:lang w:val="en-US"/>
-              </w:rPr>
-              <w:t>delta = t</w:t>
+                <w:lang w:val="en-US"/>
+              </w:rPr>
+              <w:t xml:space="preserve">        delta = t</w:t>
             </w:r>
           </w:p>
           <w:p>
@@ -5537,6 +5401,7 @@
                 <w:szCs w:val="20"/>
                 <w:lang w:val="en-US"/>
               </w:rPr>
+              <w:lastRenderedPageBreak/>
               <w:t xml:space="preserve">            </w:t>
             </w:r>
             <w:proofErr w:type="spellStart"/>
@@ -5907,9 +5772,41 @@
           <w:rFonts w:ascii="Times New Roman" w:hAnsi="Times New Roman" w:cs="Times New Roman"/>
           <w:sz w:val="28"/>
           <w:szCs w:val="28"/>
-          <w:highlight w:val="yellow"/>
-        </w:rPr>
-        <w:t>: [-2.0000, 1.0000]</w:t>
+        </w:rPr>
+        <w:t>: [</w:t>
+      </w:r>
+      <w:r>
+        <w:rPr>
+          <w:rFonts w:ascii="Times New Roman" w:hAnsi="Times New Roman" w:cs="Times New Roman"/>
+          <w:sz w:val="28"/>
+          <w:szCs w:val="28"/>
+        </w:rPr>
+        <w:t>0</w:t>
+      </w:r>
+      <w:r>
+        <w:rPr>
+          <w:rFonts w:ascii="Times New Roman" w:hAnsi="Times New Roman" w:cs="Times New Roman"/>
+          <w:sz w:val="28"/>
+          <w:szCs w:val="28"/>
+        </w:rPr>
+        <w:t xml:space="preserve">.0000, </w:t>
+      </w:r>
+      <w:r>
+        <w:rPr>
+          <w:rFonts w:ascii="Times New Roman" w:hAnsi="Times New Roman" w:cs="Times New Roman"/>
+          <w:sz w:val="28"/>
+          <w:szCs w:val="28"/>
+          <w:lang w:val="en-US"/>
+        </w:rPr>
+        <w:t>3</w:t>
+      </w:r>
+      <w:r>
+        <w:rPr>
+          <w:rFonts w:ascii="Times New Roman" w:hAnsi="Times New Roman" w:cs="Times New Roman"/>
+          <w:sz w:val="28"/>
+          <w:szCs w:val="28"/>
+        </w:rPr>
+        <w:t>.0000]</w:t>
       </w:r>
     </w:p>
     <w:p>
@@ -6014,7 +5911,7 @@
 </file>
 
 <file path=word/numbering.xml><?xml version="1.0" encoding="utf-8"?>
-<w:numbering xmlns:wpc="http://schemas.microsoft.com/office/word/2010/wordprocessingCanvas" xmlns:cx="http://schemas.microsoft.com/office/drawing/2014/chartex" xmlns:cx1="http://schemas.microsoft.com/office/drawing/2015/9/8/chartex" xmlns:cx2="http://schemas.microsoft.com/office/drawing/2015/10/21/chartex" xmlns:cx3="http://schemas.microsoft.com/office/drawing/2016/5/9/chartex" xmlns:cx4="http://schemas.microsoft.com/office/drawing/2016/5/10/chartex" xmlns:cx5="http://schemas.microsoft.com/office/drawing/2016/5/11/chartex" xmlns:cx6="http://schemas.microsoft.com/office/drawing/2016/5/12/chartex" xmlns:cx7="http://schemas.microsoft.com/office/drawing/2016/5/13/chartex" xmlns:cx8="http://schemas.microsoft.com/office/drawing/2016/5/14/chartex" xmlns:mc="http://schemas.openxmlformats.org/markup-compatibility/2006" xmlns:aink="http://schemas.microsoft.com/office/drawing/2016/ink" xmlns:am3d="http://schemas.microsoft.com/office/drawing/2017/model3d" xmlns:o="urn:schemas-microsoft-com:office:office" xmlns:oel="http://schemas.microsoft.com/office/2019/extlst" xmlns:r="http://schemas.openxmlformats.org/officeDocument/2006/relationships" xmlns:m="http://schemas.openxmlformats.org/officeDocument/2006/math" xmlns:v="urn:schemas-microsoft-com:vml" xmlns:wp14="http://schemas.microsoft.com/office/word/2010/wordprocessingDrawing" xmlns:wp="http://schemas.openxmlformats.org/drawingml/2006/wordprocessingDrawing" xmlns:w10="urn:schemas-microsoft-com:office:word" xmlns:w="http://schemas.openxmlformats.org/wordprocessingml/2006/main" xmlns:w14="http://schemas.microsoft.com/office/word/2010/wordml" xmlns:w15="http://schemas.microsoft.com/office/word/2012/wordml" xmlns:w16cex="http://schemas.microsoft.com/office/word/2018/wordml/cex" xmlns:w16cid="http://schemas.microsoft.com/office/word/2016/wordml/cid" xmlns:w16="http://schemas.microsoft.com/office/word/2018/wordml" xmlns:w16du="http://schemas.microsoft.com/office/word/2023/wordml/word16du" xmlns:w16sdtdh="http://schemas.microsoft.com/office/word/2020/wordml/sdtdatahash" xmlns:w16sdtfl="http://schemas.microsoft.com/office/word/2024/wordml/sdtformatlock" xmlns:w16se="http://schemas.microsoft.com/office/word/2015/wordml/symex" xmlns:wpg="http://schemas.microsoft.com/office/word/2010/wordprocessingGroup" xmlns:wpi="http://schemas.microsoft.com/office/word/2010/wordprocessingInk" xmlns:wne="http://schemas.microsoft.com/office/word/2006/wordml" xmlns:wps="http://schemas.microsoft.com/office/word/2010/wordprocessingShape" mc:Ignorable="w14 w15 w16se w16cid w16 w16cex w16sdtdh w16sdtfl w16du wp14">
+<w:numbering xmlns:wpc="http://schemas.microsoft.com/office/word/2010/wordprocessingCanvas" xmlns:cx="http://schemas.microsoft.com/office/drawing/2014/chartex" xmlns:cx1="http://schemas.microsoft.com/office/drawing/2015/9/8/chartex" xmlns:cx2="http://schemas.microsoft.com/office/drawing/2015/10/21/chartex" xmlns:cx3="http://schemas.microsoft.com/office/drawing/2016/5/9/chartex" xmlns:cx4="http://schemas.microsoft.com/office/drawing/2016/5/10/chartex" xmlns:cx5="http://schemas.microsoft.com/office/drawing/2016/5/11/chartex" xmlns:cx6="http://schemas.microsoft.com/office/drawing/2016/5/12/chartex" xmlns:cx7="http://schemas.microsoft.com/office/drawing/2016/5/13/chartex" xmlns:cx8="http://schemas.microsoft.com/office/drawing/2016/5/14/chartex" xmlns:mc="http://schemas.openxmlformats.org/markup-compatibility/2006" xmlns:aink="http://schemas.microsoft.com/office/drawing/2016/ink" xmlns:am3d="http://schemas.microsoft.com/office/drawing/2017/model3d" xmlns:o="urn:schemas-microsoft-com:office:office" xmlns:r="http://schemas.openxmlformats.org/officeDocument/2006/relationships" xmlns:m="http://schemas.openxmlformats.org/officeDocument/2006/math" xmlns:v="urn:schemas-microsoft-com:vml" xmlns:wp14="http://schemas.microsoft.com/office/word/2010/wordprocessingDrawing" xmlns:wp="http://schemas.openxmlformats.org/drawingml/2006/wordprocessingDrawing" xmlns:w10="urn:schemas-microsoft-com:office:word" xmlns:w="http://schemas.openxmlformats.org/wordprocessingml/2006/main" xmlns:w14="http://schemas.microsoft.com/office/word/2010/wordml" xmlns:w15="http://schemas.microsoft.com/office/word/2012/wordml" xmlns:w16cid="http://schemas.microsoft.com/office/word/2016/wordml/cid" xmlns:w16se="http://schemas.microsoft.com/office/word/2015/wordml/symex" xmlns:wpg="http://schemas.microsoft.com/office/word/2010/wordprocessingGroup" xmlns:wpi="http://schemas.microsoft.com/office/word/2010/wordprocessingInk" xmlns:wne="http://schemas.microsoft.com/office/word/2006/wordml" xmlns:wps="http://schemas.microsoft.com/office/word/2010/wordprocessingShape" mc:Ignorable="w14 w15 w16se w16cid wp14">
   <w:abstractNum w:abstractNumId="0" w15:restartNumberingAfterBreak="0">
     <w:nsid w:val="16951508"/>
     <w:multiLevelType w:val="multilevel"/>
@@ -7058,32 +6955,32 @@
       </w:rPr>
     </w:lvl>
   </w:abstractNum>
-  <w:num w:numId="1" w16cid:durableId="1962877767">
+  <w:num w:numId="1">
     <w:abstractNumId w:val="2"/>
   </w:num>
-  <w:num w:numId="2" w16cid:durableId="914121832">
+  <w:num w:numId="2">
     <w:abstractNumId w:val="4"/>
   </w:num>
-  <w:num w:numId="3" w16cid:durableId="1546336008">
+  <w:num w:numId="3">
     <w:abstractNumId w:val="0"/>
   </w:num>
-  <w:num w:numId="4" w16cid:durableId="1108700962">
+  <w:num w:numId="4">
     <w:abstractNumId w:val="1"/>
   </w:num>
-  <w:num w:numId="5" w16cid:durableId="1740011435">
+  <w:num w:numId="5">
     <w:abstractNumId w:val="3"/>
   </w:num>
-  <w:num w:numId="6" w16cid:durableId="994069540">
+  <w:num w:numId="6">
     <w:abstractNumId w:val="5"/>
   </w:num>
-  <w:num w:numId="7" w16cid:durableId="1403525584">
+  <w:num w:numId="7">
     <w:abstractNumId w:val="6"/>
   </w:num>
 </w:numbering>
 </file>
 
 <file path=word/styles.xml><?xml version="1.0" encoding="utf-8"?>
-<w:styles xmlns:mc="http://schemas.openxmlformats.org/markup-compatibility/2006" xmlns:r="http://schemas.openxmlformats.org/officeDocument/2006/relationships" xmlns:w="http://schemas.openxmlformats.org/wordprocessingml/2006/main" xmlns:w14="http://schemas.microsoft.com/office/word/2010/wordml" xmlns:w15="http://schemas.microsoft.com/office/word/2012/wordml" xmlns:w16cex="http://schemas.microsoft.com/office/word/2018/wordml/cex" xmlns:w16cid="http://schemas.microsoft.com/office/word/2016/wordml/cid" xmlns:w16="http://schemas.microsoft.com/office/word/2018/wordml" xmlns:w16du="http://schemas.microsoft.com/office/word/2023/wordml/word16du" xmlns:w16sdtdh="http://schemas.microsoft.com/office/word/2020/wordml/sdtdatahash" xmlns:w16sdtfl="http://schemas.microsoft.com/office/word/2024/wordml/sdtformatlock" xmlns:w16se="http://schemas.microsoft.com/office/word/2015/wordml/symex" mc:Ignorable="w14 w15 w16se w16cid w16 w16cex w16sdtdh w16sdtfl w16du">
+<w:styles xmlns:mc="http://schemas.openxmlformats.org/markup-compatibility/2006" xmlns:r="http://schemas.openxmlformats.org/officeDocument/2006/relationships" xmlns:w="http://schemas.openxmlformats.org/wordprocessingml/2006/main" xmlns:w14="http://schemas.microsoft.com/office/word/2010/wordml" xmlns:w15="http://schemas.microsoft.com/office/word/2012/wordml" xmlns:w16cid="http://schemas.microsoft.com/office/word/2016/wordml/cid" xmlns:w16se="http://schemas.microsoft.com/office/word/2015/wordml/symex" mc:Ignorable="w14 w15 w16se w16cid">
   <w:docDefaults>
     <w:rPrDefault>
       <w:rPr>
@@ -7101,7 +6998,7 @@
       </w:pPr>
     </w:pPrDefault>
   </w:docDefaults>
-  <w:latentStyles w:defLockedState="0" w:defUIPriority="99" w:defSemiHidden="0" w:defUnhideWhenUsed="0" w:defQFormat="0" w:count="376">
+  <w:latentStyles w:defLockedState="0" w:defUIPriority="99" w:defSemiHidden="0" w:defUnhideWhenUsed="0" w:defQFormat="0" w:count="375">
     <w:lsdException w:name="Normal" w:uiPriority="0" w:qFormat="1"/>
     <w:lsdException w:name="heading 1" w:uiPriority="9" w:qFormat="1"/>
     <w:lsdException w:name="heading 2" w:semiHidden="1" w:uiPriority="9" w:unhideWhenUsed="1" w:qFormat="1"/>
@@ -7477,7 +7374,6 @@
     <w:lsdException w:name="Smart Hyperlink" w:semiHidden="1" w:unhideWhenUsed="1"/>
     <w:lsdException w:name="Hashtag" w:semiHidden="1" w:unhideWhenUsed="1"/>
     <w:lsdException w:name="Unresolved Mention" w:semiHidden="1" w:unhideWhenUsed="1"/>
-    <w:lsdException w:name="Smart Link" w:semiHidden="1" w:unhideWhenUsed="1"/>
   </w:latentStyles>
   <w:style w:type="paragraph" w:default="1" w:styleId="a">
     <w:name w:val="Normal"/>
@@ -8344,7 +8240,7 @@
 </file>
 
 <file path=customXml/itemProps1.xml><?xml version="1.0" encoding="utf-8"?>
-<ds:datastoreItem xmlns:ds="http://schemas.openxmlformats.org/officeDocument/2006/customXml" ds:itemID="{901D9160-15B9-499A-AE30-FBBD303BBB23}">
+<ds:datastoreItem xmlns:ds="http://schemas.openxmlformats.org/officeDocument/2006/customXml" ds:itemID="{9C9E7D40-A35F-445A-A642-845B05C2FDFC}">
   <ds:schemaRefs>
     <ds:schemaRef ds:uri="http://schemas.openxmlformats.org/officeDocument/2006/bibliography"/>
   </ds:schemaRefs>
